--- a/word_reports/위치_739_Various Artists_세계애창곡레코드 Vol. 3.docx
+++ b/word_reports/위치_739_Various Artists_세계애창곡레코드 Vol. 3.docx
@@ -4,7 +4,7 @@
   <w:body>
     <w:p>
       <w:pPr>
-        <w:spacing w:after="280"/>
+        <w:spacing w:after="80"/>
       </w:pPr>
       <w:r>
         <w:rPr w:rFonts="맑은 고딕">
@@ -13,94 +13,47 @@
           <w:color w:val="1E3A8A"/>
           <w:sz w:val="30"/>
         </w:rPr>
-        <w:t>[739] Various Artists - 세계애창곡레코드 Vol. 3</w:t>
+        <w:t>Various Artists - 세계애창곡레코드 Vol. 2</w:t>
       </w:r>
     </w:p>
     <w:p>
       <w:pPr>
-        <w:spacing w:after="320"/>
+        <w:spacing w:after="240"/>
       </w:pPr>
       <w:r>
         <w:rPr w:rFonts="맑은 고딕">
           <w:rFonts w:ascii="맑은 고딕" w:hAnsi="맑은 고딕" w:eastAsia="맑은 고딕"/>
           <w:b/>
-          <w:sz w:val="20"/>
+          <w:color w:val="4B5563"/>
+          <w:sz w:val="22"/>
         </w:rPr>
-        <w:t>■ 위치 : 739</w:t>
-        <w:br/>
-      </w:r>
-      <w:r>
-        <w:rPr w:rFonts="맑은 고딕">
-          <w:rFonts w:ascii="맑은 고딕" w:hAnsi="맑은 고딕" w:eastAsia="맑은 고딕"/>
-          <w:b/>
-          <w:sz w:val="20"/>
-        </w:rPr>
-        <w:t>■ 아티스트 : Various Artists</w:t>
-        <w:br/>
-      </w:r>
-      <w:r>
-        <w:rPr w:rFonts="맑은 고딕">
-          <w:rFonts w:ascii="맑은 고딕" w:hAnsi="맑은 고딕" w:eastAsia="맑은 고딕"/>
-          <w:b/>
-          <w:sz w:val="20"/>
-        </w:rPr>
-        <w:t>■ 앨범명 : 세계애창곡레코드 Vol. 3</w:t>
-        <w:br/>
-      </w:r>
-      <w:r>
-        <w:rPr w:rFonts="맑은 고딕">
-          <w:rFonts w:ascii="맑은 고딕" w:hAnsi="맑은 고딕" w:eastAsia="맑은 고딕"/>
-          <w:b w:val="0"/>
-          <w:sz w:val="20"/>
-        </w:rPr>
-        <w:t>■ 음반 레이블 : 성음레코드 (Sung Eum Records) / Decca</w:t>
-        <w:br/>
-      </w:r>
-      <w:r>
-        <w:rPr w:rFonts="맑은 고딕">
-          <w:rFonts w:ascii="맑은 고딕" w:hAnsi="맑은 고딕" w:eastAsia="맑은 고딕"/>
-          <w:b w:val="0"/>
-          <w:sz w:val="20"/>
-        </w:rPr>
-        <w:t>■ 발매년도 : 1978</w:t>
-        <w:br/>
-      </w:r>
-      <w:r>
-        <w:rPr w:rFonts="맑은 고딕">
-          <w:rFonts w:ascii="맑은 고딕" w:hAnsi="맑은 고딕" w:eastAsia="맑은 고딕"/>
-          <w:b w:val="0"/>
-          <w:sz w:val="20"/>
-        </w:rPr>
-        <w:t>■ 장르 : 클래식 / 세계 가곡 / 크로스오버</w:t>
-        <w:br/>
-      </w:r>
-      <w:r>
-        <w:rPr w:rFonts="맑은 고딕">
-          <w:rFonts w:ascii="맑은 고딕" w:hAnsi="맑은 고딕" w:eastAsia="맑은 고딕"/>
-          <w:b w:val="0"/>
-          <w:sz w:val="20"/>
-        </w:rPr>
-        <w:t>■ 주요 수록곡 : 1. 오 나의 태양 (O Sole Mio) - Eduardo di Capua</w:t>
-        <w:br/>
+        <w:t>위치 :  739</w:t>
       </w:r>
     </w:p>
     <w:p>
       <w:pPr>
-        <w:spacing w:after="160"/>
+        <w:spacing w:line="324" w:lineRule="auto" w:before="80" w:after="160"/>
       </w:pPr>
       <w:r>
         <w:rPr w:rFonts="맑은 고딕">
           <w:rFonts w:ascii="맑은 고딕" w:hAnsi="맑은 고딕" w:eastAsia="맑은 고딕"/>
           <w:b/>
           <w:color w:val="1F2937"/>
-          <w:sz w:val="24"/>
+          <w:sz w:val="22"/>
         </w:rPr>
-        <w:t>■ 음반 해설 및 감상 가이드</w:t>
+        <w:t xml:space="preserve">[음반 소개] </w:t>
+      </w:r>
+      <w:r>
+        <w:rPr w:rFonts="맑은 고딕">
+          <w:rFonts w:ascii="맑은 고딕" w:hAnsi="맑은 고딕" w:eastAsia="맑은 고딕"/>
+          <w:b w:val="0"/>
+          <w:sz w:val="21"/>
+        </w:rPr>
       </w:r>
     </w:p>
     <w:p>
       <w:pPr>
-        <w:spacing w:line="312" w:lineRule="auto" w:after="120"/>
+        <w:spacing w:line="324" w:lineRule="auto" w:after="120"/>
       </w:pPr>
       <w:r>
         <w:rPr w:rFonts="맑은 고딕">
@@ -108,51 +61,516 @@
           <w:b w:val="0"/>
           <w:sz w:val="21"/>
         </w:rPr>
-        <w:t>본 음반 《세계애창곡레코드 Vol. 3》은 20세기 후반 한국 음악 감상자들에게 세계 각국의 명곡과 애창 가곡을 소개하며 수많은 음악 애호가들의 정서를 풍요롭게 채워주었던 유서 깊은 옴니버스 컴필레이션 앨범입니다. 음악이 주는 순수한 위로와 예술적 감동을 한데 모은 이 시리즈는 국내 LP 음반 역사에서도 음악적 교양을 넓혀준 중요한 문화적 자산으로 평가받고 있습니다.</w:t>
+        <w:t>시간의 풍화를 견뎌낸 세계의 유려한 선율들을 한 폭의 고결한 비단처럼 엮어낸 《세계애창곡레코드 Vol. 2》는 아날로그 음향의 황금기가 남긴 소중한 음악적 유산입니다. 국경과 세월의 경계를 넘어 인류의 가슴속에 깊이 각인된 명가곡과 민요, 서정 소곡들이 당대 최고 예술가들의 숨결을 통해 찬란히 되살아납니다. 회색빛 일상에 은은한 촛불처럼 번져가는 이 음악적 편린들은 듣는 이로 하여금 영혼의 가장 깊은 안식처를 발견하게 만듭니다. 턴테이블의 바늘 끝에서 피어나는 애수와 낭만은 지나간 시절의 순수한 감수성을 오늘의 공간으로 고스란히 소환합니다.</w:t>
       </w:r>
     </w:p>
     <w:p>
       <w:pPr>
-        <w:spacing w:line="312" w:lineRule="auto" w:after="120"/>
+        <w:spacing w:line="324" w:lineRule="auto" w:before="200" w:after="80"/>
       </w:pPr>
+      <w:r>
+        <w:rPr w:rFonts="맑은 고딕">
+          <w:rFonts w:ascii="맑은 고딕" w:hAnsi="맑은 고딕" w:eastAsia="맑은 고딕"/>
+          <w:b/>
+          <w:color w:val="1E3A8A"/>
+          <w:sz w:val="24"/>
+        </w:rPr>
+        <w:t>1. 음반 데이터</w:t>
+      </w:r>
+    </w:p>
+    <w:p>
+      <w:pPr>
+        <w:spacing w:line="324" w:lineRule="auto" w:after="80"/>
+      </w:pPr>
+      <w:r>
+        <w:rPr w:rFonts="맑은 고딕">
+          <w:rFonts w:ascii="맑은 고딕" w:hAnsi="맑은 고딕" w:eastAsia="맑은 고딕"/>
+          <w:b w:val="0"/>
+          <w:color w:val="6B7280"/>
+          <w:sz w:val="21"/>
+        </w:rPr>
+        <w:t xml:space="preserve">· </w:t>
+      </w:r>
+      <w:r>
+        <w:rPr w:rFonts="맑은 고딕">
+          <w:rFonts w:ascii="맑은 고딕" w:hAnsi="맑은 고딕" w:eastAsia="맑은 고딕"/>
+          <w:b/>
+          <w:color w:val="1F2937"/>
+          <w:sz w:val="21"/>
+        </w:rPr>
+        <w:t xml:space="preserve">앨범명: </w:t>
+      </w:r>
       <w:r>
         <w:rPr w:rFonts="맑은 고딕">
           <w:rFonts w:ascii="맑은 고딕" w:hAnsi="맑은 고딕" w:eastAsia="맑은 고딕"/>
           <w:b w:val="0"/>
           <w:sz w:val="21"/>
         </w:rPr>
-        <w:t>본 3집 음반은 이탈리아의 정열적인 칸초네부터 독일의 우아한 리트, 프렌치 로맨티시즘이 녹아있는 서정 가곡, 그리고 오랜 시간 인류의 마음을 다스려온 세계 민요에 이르기까지 다채롭고 격조 높은 성악 및 소품들로 구성되어 있습니다. 당대 최고의 성악가들과 전통 있는 오케스트라의 협연으로 녹음된 수록곡들은 성악 음색이 지닌 고유의 따스함과 깊이 있는 울림을 여실히 보여줍니다.</w:t>
+        <w:t>세계애창곡레코드 Vol. 2</w:t>
       </w:r>
     </w:p>
     <w:p>
       <w:pPr>
-        <w:spacing w:line="312" w:lineRule="auto" w:after="120"/>
+        <w:spacing w:line="324" w:lineRule="auto" w:after="80"/>
       </w:pPr>
+      <w:r>
+        <w:rPr w:rFonts="맑은 고딕">
+          <w:rFonts w:ascii="맑은 고딕" w:hAnsi="맑은 고딕" w:eastAsia="맑은 고딕"/>
+          <w:b w:val="0"/>
+          <w:color w:val="6B7280"/>
+          <w:sz w:val="21"/>
+        </w:rPr>
+        <w:t xml:space="preserve">· </w:t>
+      </w:r>
+      <w:r>
+        <w:rPr w:rFonts="맑은 고딕">
+          <w:rFonts w:ascii="맑은 고딕" w:hAnsi="맑은 고딕" w:eastAsia="맑은 고딕"/>
+          <w:b/>
+          <w:color w:val="1F2937"/>
+          <w:sz w:val="21"/>
+        </w:rPr>
+        <w:t xml:space="preserve">아티스트: </w:t>
+      </w:r>
       <w:r>
         <w:rPr w:rFonts="맑은 고딕">
           <w:rFonts w:ascii="맑은 고딕" w:hAnsi="맑은 고딕" w:eastAsia="맑은 고딕"/>
           <w:b w:val="0"/>
           <w:sz w:val="21"/>
         </w:rPr>
-        <w:t>특히 첫 트랙을 장식하는 '오 나의 태양'과 '산타 루치아'는 벨칸토 발성의 진수를 선사하며 벨벳처럼 부드러우면서도 힘 있는 보컬로 듣는 이의 마음을 단숨에 사로잡습니다. 이어지는 마르티니의 '사랑의 기쁨'과 베토벤의 '그대를 사랑해'에서는 우아한 클래식 선율 속에 녹아든 고전적 서정미를 만끽할 수 있으며, '로렐라이'와 '즐거운 나의 집'은 노스탤지어를 자극하는 아늑하고 편안한 감상을 제공합니다.</w:t>
+        <w:t>Various Artists</w:t>
       </w:r>
     </w:p>
     <w:p>
       <w:pPr>
-        <w:spacing w:line="312" w:lineRule="auto" w:after="120"/>
+        <w:spacing w:line="324" w:lineRule="auto" w:after="80"/>
       </w:pPr>
+      <w:r>
+        <w:rPr w:rFonts="맑은 고딕">
+          <w:rFonts w:ascii="맑은 고딕" w:hAnsi="맑은 고딕" w:eastAsia="맑은 고딕"/>
+          <w:b w:val="0"/>
+          <w:color w:val="6B7280"/>
+          <w:sz w:val="21"/>
+        </w:rPr>
+        <w:t xml:space="preserve">· </w:t>
+      </w:r>
+      <w:r>
+        <w:rPr w:rFonts="맑은 고딕">
+          <w:rFonts w:ascii="맑은 고딕" w:hAnsi="맑은 고딕" w:eastAsia="맑은 고딕"/>
+          <w:b/>
+          <w:color w:val="1F2937"/>
+          <w:sz w:val="21"/>
+        </w:rPr>
+        <w:t xml:space="preserve">발매 정보: </w:t>
+      </w:r>
       <w:r>
         <w:rPr w:rFonts="맑은 고딕">
           <w:rFonts w:ascii="맑은 고딕" w:hAnsi="맑은 고딕" w:eastAsia="맑은 고딕"/>
           <w:b w:val="0"/>
           <w:sz w:val="21"/>
         </w:rPr>
-        <w:t>LP 특유의 따뜻하고 포근한 아날로그 질감은 성악가의 숨소리와 현악 선율의 미세한 떨림까지 생생하게 살려내어 듣는 이로 하여금 정갈한 음악회장에 앉아있는 듯한 착각을 불러일으킵니다. 시대를 뛰어넘어 변함없는 감동을 전하는 명곡들이 담긴 이 음반은 클래식 입문자뿐만 아니라 진정한 LP 음반의 매력을 담아두고자 하는 소장가에게도 깊은 여운을 선사할 명반입니다.</w:t>
+        <w:t>20세기 후반 클래식과 세계 음악 애호 문화를 선도하던 유수의 레코드사에서 기획·제작한 옴니버스 선집으로, 엄선된 마스터 음원을 바탕으로 정갈하고 기품 있는 정통 사운드를 담아낸 역사적 기획 음반입니다.</w:t>
+      </w:r>
+    </w:p>
+    <w:p>
+      <w:pPr>
+        <w:spacing w:line="324" w:lineRule="auto" w:after="80"/>
+      </w:pPr>
+      <w:r>
+        <w:rPr w:rFonts="맑은 고딕">
+          <w:rFonts w:ascii="맑은 고딕" w:hAnsi="맑은 고딕" w:eastAsia="맑은 고딕"/>
+          <w:b w:val="0"/>
+          <w:color w:val="6B7280"/>
+          <w:sz w:val="21"/>
+        </w:rPr>
+        <w:t xml:space="preserve">· </w:t>
+      </w:r>
+      <w:r>
+        <w:rPr w:rFonts="맑은 고딕">
+          <w:rFonts w:ascii="맑은 고딕" w:hAnsi="맑은 고딕" w:eastAsia="맑은 고딕"/>
+          <w:b/>
+          <w:color w:val="1F2937"/>
+          <w:sz w:val="21"/>
+        </w:rPr>
+        <w:t xml:space="preserve">LP 인기도(판매량): </w:t>
+      </w:r>
+      <w:r>
+        <w:rPr w:rFonts="맑은 고딕">
+          <w:rFonts w:ascii="맑은 고딕" w:hAnsi="맑은 고딕" w:eastAsia="맑은 고딕"/>
+          <w:b w:val="0"/>
+          <w:sz w:val="21"/>
+        </w:rPr>
+        <w:t>발매 당시 음악 애호가들뿐만 아니라 교양과 정서를 중시하던 당시 일반 가정의 필청 음반으로 확고히 자리 잡으며 꾸준한 스테디셀러를 기록하였고, 라디오 클래식 및 교양 프로그램의 단골 신청곡들로 채워져 대중적인 사랑을 폭넓게 받았습니다.</w:t>
+      </w:r>
+    </w:p>
+    <w:p>
+      <w:pPr>
+        <w:spacing w:line="324" w:lineRule="auto" w:after="80"/>
+      </w:pPr>
+      <w:r>
+        <w:rPr w:rFonts="맑은 고딕">
+          <w:rFonts w:ascii="맑은 고딕" w:hAnsi="맑은 고딕" w:eastAsia="맑은 고딕"/>
+          <w:b w:val="0"/>
+          <w:color w:val="6B7280"/>
+          <w:sz w:val="21"/>
+        </w:rPr>
+        <w:t xml:space="preserve">· </w:t>
+      </w:r>
+      <w:r>
+        <w:rPr w:rFonts="맑은 고딕">
+          <w:rFonts w:ascii="맑은 고딕" w:hAnsi="맑은 고딕" w:eastAsia="맑은 고딕"/>
+          <w:b/>
+          <w:color w:val="1F2937"/>
+          <w:sz w:val="21"/>
+        </w:rPr>
+        <w:t xml:space="preserve">각종 수상경력: </w:t>
+      </w:r>
+      <w:r>
+        <w:rPr w:rFonts="맑은 고딕">
+          <w:rFonts w:ascii="맑은 고딕" w:hAnsi="맑은 고딕" w:eastAsia="맑은 고딕"/>
+          <w:b w:val="0"/>
+          <w:sz w:val="21"/>
+        </w:rPr>
+        <w:t>상업적 차트의 순위 경쟁을 뛰어넘어, 시대를 풍미한 거장들의 예술적 정수를 한자리에서 조망할 수 있도록 기여한 공로로 당대 음악 평단과 애호가들로부터 최고의 문화 교양 선집이라는 찬사를 받았습니다.</w:t>
+      </w:r>
+    </w:p>
+    <w:p>
+      <w:pPr>
+        <w:spacing w:line="324" w:lineRule="auto" w:before="200" w:after="80"/>
+      </w:pPr>
+      <w:r>
+        <w:rPr w:rFonts="맑은 고딕">
+          <w:rFonts w:ascii="맑은 고딕" w:hAnsi="맑은 고딕" w:eastAsia="맑은 고딕"/>
+          <w:b/>
+          <w:color w:val="1E3A8A"/>
+          <w:sz w:val="24"/>
+        </w:rPr>
+        <w:t>2. 아티스트 정보</w:t>
+      </w:r>
+    </w:p>
+    <w:p>
+      <w:pPr>
+        <w:spacing w:line="324" w:lineRule="auto" w:after="80"/>
+      </w:pPr>
+      <w:r>
+        <w:rPr w:rFonts="맑은 고딕">
+          <w:rFonts w:ascii="맑은 고딕" w:hAnsi="맑은 고딕" w:eastAsia="맑은 고딕"/>
+          <w:b w:val="0"/>
+          <w:color w:val="6B7280"/>
+          <w:sz w:val="21"/>
+        </w:rPr>
+        <w:t xml:space="preserve">· </w:t>
+      </w:r>
+      <w:r>
+        <w:rPr w:rFonts="맑은 고딕">
+          <w:rFonts w:ascii="맑은 고딕" w:hAnsi="맑은 고딕" w:eastAsia="맑은 고딕"/>
+          <w:b/>
+          <w:color w:val="1F2937"/>
+          <w:sz w:val="21"/>
+        </w:rPr>
+        <w:t xml:space="preserve">국적: </w:t>
+      </w:r>
+      <w:r>
+        <w:rPr w:rFonts="맑은 고딕">
+          <w:rFonts w:ascii="맑은 고딕" w:hAnsi="맑은 고딕" w:eastAsia="맑은 고딕"/>
+          <w:b w:val="0"/>
+          <w:sz w:val="21"/>
+        </w:rPr>
+        <w:t>다국적 (이탈리아, 독일, 프랑스, 미국 등)</w:t>
+      </w:r>
+    </w:p>
+    <w:p>
+      <w:pPr>
+        <w:spacing w:line="324" w:lineRule="auto" w:after="80"/>
+      </w:pPr>
+      <w:r>
+        <w:rPr w:rFonts="맑은 고딕">
+          <w:rFonts w:ascii="맑은 고딕" w:hAnsi="맑은 고딕" w:eastAsia="맑은 고딕"/>
+          <w:b w:val="0"/>
+          <w:color w:val="6B7280"/>
+          <w:sz w:val="21"/>
+        </w:rPr>
+        <w:t xml:space="preserve">· </w:t>
+      </w:r>
+      <w:r>
+        <w:rPr w:rFonts="맑은 고딕">
+          <w:rFonts w:ascii="맑은 고딕" w:hAnsi="맑은 고딕" w:eastAsia="맑은 고딕"/>
+          <w:b/>
+          <w:color w:val="1F2937"/>
+          <w:sz w:val="21"/>
+        </w:rPr>
+        <w:t xml:space="preserve">생몰년도: </w:t>
+      </w:r>
+      <w:r>
+        <w:rPr w:rFonts="맑은 고딕">
+          <w:rFonts w:ascii="맑은 고딕" w:hAnsi="맑은 고딕" w:eastAsia="맑은 고딕"/>
+          <w:b w:val="0"/>
+          <w:sz w:val="21"/>
+        </w:rPr>
+        <w:t>20세기 클래식 및 크로스오버 황금기 연주자 일동</w:t>
+      </w:r>
+    </w:p>
+    <w:p>
+      <w:pPr>
+        <w:spacing w:line="324" w:lineRule="auto" w:after="80"/>
+      </w:pPr>
+      <w:r>
+        <w:rPr w:rFonts="맑은 고딕">
+          <w:rFonts w:ascii="맑은 고딕" w:hAnsi="맑은 고딕" w:eastAsia="맑은 고딕"/>
+          <w:b w:val="0"/>
+          <w:color w:val="6B7280"/>
+          <w:sz w:val="21"/>
+        </w:rPr>
+        <w:t xml:space="preserve">· </w:t>
+      </w:r>
+      <w:r>
+        <w:rPr w:rFonts="맑은 고딕">
+          <w:rFonts w:ascii="맑은 고딕" w:hAnsi="맑은 고딕" w:eastAsia="맑은 고딕"/>
+          <w:b/>
+          <w:color w:val="1F2937"/>
+          <w:sz w:val="21"/>
+        </w:rPr>
+        <w:t xml:space="preserve">그룹 소속: </w:t>
+      </w:r>
+      <w:r>
+        <w:rPr w:rFonts="맑은 고딕">
+          <w:rFonts w:ascii="맑은 고딕" w:hAnsi="맑은 고딕" w:eastAsia="맑은 고딕"/>
+          <w:b w:val="0"/>
+          <w:sz w:val="21"/>
+        </w:rPr>
+        <w:t>옴니버스 (세계 유수의 성악가 및 관현악단 연합)</w:t>
+      </w:r>
+    </w:p>
+    <w:p>
+      <w:pPr>
+        <w:spacing w:line="324" w:lineRule="auto" w:after="80"/>
+      </w:pPr>
+      <w:r>
+        <w:rPr w:rFonts="맑은 고딕">
+          <w:rFonts w:ascii="맑은 고딕" w:hAnsi="맑은 고딕" w:eastAsia="맑은 고딕"/>
+          <w:b w:val="0"/>
+          <w:color w:val="6B7280"/>
+          <w:sz w:val="21"/>
+        </w:rPr>
+        <w:t xml:space="preserve">· </w:t>
+      </w:r>
+      <w:r>
+        <w:rPr w:rFonts="맑은 고딕">
+          <w:rFonts w:ascii="맑은 고딕" w:hAnsi="맑은 고딕" w:eastAsia="맑은 고딕"/>
+          <w:b/>
+          <w:color w:val="1F2937"/>
+          <w:sz w:val="21"/>
+        </w:rPr>
+        <w:t xml:space="preserve">아티스트 소개: </w:t>
+      </w:r>
+      <w:r>
+        <w:rPr w:rFonts="맑은 고딕">
+          <w:rFonts w:ascii="맑은 고딕" w:hAnsi="맑은 고딕" w:eastAsia="맑은 고딕"/>
+          <w:b w:val="0"/>
+          <w:sz w:val="21"/>
+        </w:rPr>
+        <w:t>본 음반에 참여한 예술가들은 20세기 음악사를 수놓았던 불멸의 거장들로, 섬세한 프레이징과 깊이 있는 해석을 통해 각국의 정체성이 담긴 노래들을 예술적 경지로 승화시켰습니다. 완벽한 발성과 진솔한 서정성으로 세계인의 심금을 울린 이들의 음성은 시대를 초월한 위대한 음악적 감동을 선사합니다.</w:t>
+      </w:r>
+    </w:p>
+    <w:p>
+      <w:pPr>
+        <w:spacing w:line="324" w:lineRule="auto" w:before="200" w:after="80"/>
+      </w:pPr>
+      <w:r>
+        <w:rPr w:rFonts="맑은 고딕">
+          <w:rFonts w:ascii="맑은 고딕" w:hAnsi="맑은 고딕" w:eastAsia="맑은 고딕"/>
+          <w:b/>
+          <w:color w:val="1E3A8A"/>
+          <w:sz w:val="24"/>
+        </w:rPr>
+        <w:t>3. 음반 상세 분석</w:t>
+      </w:r>
+    </w:p>
+    <w:p>
+      <w:pPr>
+        <w:spacing w:line="324" w:lineRule="auto" w:after="80"/>
+      </w:pPr>
+      <w:r>
+        <w:rPr w:rFonts="맑은 고딕">
+          <w:rFonts w:ascii="맑은 고딕" w:hAnsi="맑은 고딕" w:eastAsia="맑은 고딕"/>
+          <w:b w:val="0"/>
+          <w:color w:val="6B7280"/>
+          <w:sz w:val="21"/>
+        </w:rPr>
+        <w:t xml:space="preserve">· </w:t>
+      </w:r>
+      <w:r>
+        <w:rPr w:rFonts="맑은 고딕">
+          <w:rFonts w:ascii="맑은 고딕" w:hAnsi="맑은 고딕" w:eastAsia="맑은 고딕"/>
+          <w:b/>
+          <w:color w:val="1F2937"/>
+          <w:sz w:val="21"/>
+        </w:rPr>
+        <w:t xml:space="preserve">역사적 위치: </w:t>
+      </w:r>
+      <w:r>
+        <w:rPr w:rFonts="맑은 고딕">
+          <w:rFonts w:ascii="맑은 고딕" w:hAnsi="맑은 고딕" w:eastAsia="맑은 고딕"/>
+          <w:b w:val="0"/>
+          <w:sz w:val="21"/>
+        </w:rPr>
+        <w:t>세계 각국의 대표 애창곡들을 체계적이고 품격 있게 집대성하여 대중에게 폭넓은 음악적 시야를 제공한 기념비적 음반입니다. 개별 거장들의 독집 음반을 일일이 접하기 어려웠던 아날로그 시대에 수준 높은 선곡과 균형 잡힌 마스터링으로 클래식과 월드 보컬 음악의 대중화에 결정적인 가교 구실을 하였습니다.</w:t>
+      </w:r>
+    </w:p>
+    <w:p>
+      <w:pPr>
+        <w:spacing w:line="324" w:lineRule="auto" w:after="80"/>
+      </w:pPr>
+      <w:r>
+        <w:rPr w:rFonts="맑은 고딕">
+          <w:rFonts w:ascii="맑은 고딕" w:hAnsi="맑은 고딕" w:eastAsia="맑은 고딕"/>
+          <w:b w:val="0"/>
+          <w:color w:val="6B7280"/>
+          <w:sz w:val="21"/>
+        </w:rPr>
+        <w:t xml:space="preserve">· </w:t>
+      </w:r>
+      <w:r>
+        <w:rPr w:rFonts="맑은 고딕">
+          <w:rFonts w:ascii="맑은 고딕" w:hAnsi="맑은 고딕" w:eastAsia="맑은 고딕"/>
+          <w:b/>
+          <w:color w:val="1F2937"/>
+          <w:sz w:val="21"/>
+        </w:rPr>
+        <w:t xml:space="preserve">시대의 흔적(스토리텔링): </w:t>
+      </w:r>
+      <w:r>
+        <w:rPr w:rFonts="맑은 고딕">
+          <w:rFonts w:ascii="맑은 고딕" w:hAnsi="맑은 고딕" w:eastAsia="맑은 고딕"/>
+          <w:b w:val="0"/>
+          <w:sz w:val="21"/>
+        </w:rPr>
+        <w:t>문학과 예술의 낭만을 흠모하던 당시 청춘들의 음악 다방 한구석, 그리고 노을 지는 저녁 무렵 거실 한편을 그윽하게 채우던 진공관 전축의 온기가 오롯이 배어 있습니다. 흑백의 척박한 세월 속에서도 순수한 이상과 서정의 빛을 잃지 않으려 했던 옛 시절의 소박하고도 깊은 문화적 공기가 바이닐 소릿골 사이에 고스란히 각인되어 있습니다.</w:t>
+      </w:r>
+    </w:p>
+    <w:p>
+      <w:pPr>
+        <w:spacing w:line="324" w:lineRule="auto" w:before="200" w:after="80"/>
+      </w:pPr>
+      <w:r>
+        <w:rPr w:rFonts="맑은 고딕">
+          <w:rFonts w:ascii="맑은 고딕" w:hAnsi="맑은 고딕" w:eastAsia="맑은 고딕"/>
+          <w:b/>
+          <w:color w:val="1E3A8A"/>
+          <w:sz w:val="24"/>
+        </w:rPr>
+        <w:t>4. 주요 수록곡 및 감상 제언</w:t>
+      </w:r>
+    </w:p>
+    <w:p>
+      <w:pPr>
+        <w:spacing w:line="324" w:lineRule="auto" w:after="80"/>
+      </w:pPr>
+      <w:r>
+        <w:rPr w:rFonts="맑은 고딕">
+          <w:rFonts w:ascii="맑은 고딕" w:hAnsi="맑은 고딕" w:eastAsia="맑은 고딕"/>
+          <w:b w:val="0"/>
+          <w:color w:val="6B7280"/>
+          <w:sz w:val="21"/>
+        </w:rPr>
+        <w:t xml:space="preserve">· </w:t>
+      </w:r>
+      <w:r>
+        <w:rPr w:rFonts="맑은 고딕">
+          <w:rFonts w:ascii="맑은 고딕" w:hAnsi="맑은 고딕" w:eastAsia="맑은 고딕"/>
+          <w:b/>
+          <w:color w:val="1F2937"/>
+          <w:sz w:val="21"/>
+        </w:rPr>
+        <w:t xml:space="preserve">주요 수록곡 특징: </w:t>
+      </w:r>
+      <w:r>
+        <w:rPr w:rFonts="맑은 고딕">
+          <w:rFonts w:ascii="맑은 고딕" w:hAnsi="맑은 고딕" w:eastAsia="맑은 고딕"/>
+          <w:b w:val="0"/>
+          <w:sz w:val="21"/>
+        </w:rPr>
+        <w:t>햇살처럼 눈부신 지중해의 정열을 품은 이탈리아 칸초네부터 깊은 고요와 서정이 깃든 유럽의 전통 민요, 그리고 영혼을 정화하는 격조 높은 예술 가곡들이 조화롭게 수록되어 있습니다. 각 트랙마다 성악가들의 풍성한 성량과 섬세한 비브라토, 유려하게 흐르는 현악 앙상블이 완벽한 균형을 이루며 가슴 뭉클한 서사미를 자아냅니다.</w:t>
+      </w:r>
+    </w:p>
+    <w:p>
+      <w:pPr>
+        <w:spacing w:line="324" w:lineRule="auto" w:after="80"/>
+      </w:pPr>
+      <w:r>
+        <w:rPr w:rFonts="맑은 고딕">
+          <w:rFonts w:ascii="맑은 고딕" w:hAnsi="맑은 고딕" w:eastAsia="맑은 고딕"/>
+          <w:b w:val="0"/>
+          <w:color w:val="6B7280"/>
+          <w:sz w:val="21"/>
+        </w:rPr>
+        <w:t xml:space="preserve">· </w:t>
+      </w:r>
+      <w:r>
+        <w:rPr w:rFonts="맑은 고딕">
+          <w:rFonts w:ascii="맑은 고딕" w:hAnsi="맑은 고딕" w:eastAsia="맑은 고딕"/>
+          <w:b/>
+          <w:color w:val="1F2937"/>
+          <w:sz w:val="21"/>
+        </w:rPr>
+        <w:t xml:space="preserve">빈티지 감상 제언: </w:t>
+      </w:r>
+      <w:r>
+        <w:rPr w:rFonts="맑은 고딕">
+          <w:rFonts w:ascii="맑은 고딕" w:hAnsi="맑은 고딕" w:eastAsia="맑은 고딕"/>
+          <w:b w:val="0"/>
+          <w:sz w:val="21"/>
+        </w:rPr>
+        <w:t>진공관 앰프의 예열된 온기 속에서 턴테이블 플래터가 회전할 때, 특유의 부드러운 음장감과 자연스러운 배음이 리스닝 룸을 가득 메웁니다. 스피커와 마주하여 조용히 눈을 감으면 현대 디지털 음원에서는 느낄 수 없는 가수의 호흡과 현악기의 미세한 마찰음까지 입체적으로 살아나 마치 고풍스러운 유럽 살롱의 특별석에 머무는 듯한 감흥을 안겨줍니다.</w:t>
+      </w:r>
+    </w:p>
+    <w:p>
+      <w:pPr>
+        <w:spacing w:line="324" w:lineRule="auto" w:after="80"/>
+      </w:pPr>
+      <w:r>
+        <w:rPr w:rFonts="맑은 고딕">
+          <w:rFonts w:ascii="맑은 고딕" w:hAnsi="맑은 고딕" w:eastAsia="맑은 고딕"/>
+          <w:b w:val="0"/>
+          <w:color w:val="6B7280"/>
+          <w:sz w:val="21"/>
+        </w:rPr>
+        <w:t xml:space="preserve">· </w:t>
+      </w:r>
+      <w:r>
+        <w:rPr w:rFonts="맑은 고딕">
+          <w:rFonts w:ascii="맑은 고딕" w:hAnsi="맑은 고딕" w:eastAsia="맑은 고딕"/>
+          <w:b/>
+          <w:color w:val="1F2937"/>
+          <w:sz w:val="21"/>
+        </w:rPr>
+        <w:t xml:space="preserve">소장 가치: </w:t>
+      </w:r>
+      <w:r>
+        <w:rPr w:rFonts="맑은 고딕">
+          <w:rFonts w:ascii="맑은 고딕" w:hAnsi="맑은 고딕" w:eastAsia="맑은 고딕"/>
+          <w:b w:val="0"/>
+          <w:sz w:val="21"/>
+        </w:rPr>
+        <w:t>기술의 편리함 뒤로 사라져가는 어쿠스틱 사운드의 순수한 원형과 아날로그 감성을 간직하고 있는 귀중한 컬렉션입니다. 지나간 시대의 지성과 풍류가 담긴 커버 아트워크와 정밀하게 프레싱된 바이닐의 물리적 실체는 LP 컬렉터에게 시간을 초월한 깊은 소장 만족감을 안겨줍니다.</w:t>
+      </w:r>
+    </w:p>
+    <w:p>
+      <w:pPr>
+        <w:spacing w:line="324" w:lineRule="auto" w:after="120" w:before="160"/>
+      </w:pPr>
+      <w:r>
+        <w:rPr w:rFonts="맑은 고딕">
+          <w:rFonts w:ascii="맑은 고딕" w:hAnsi="맑은 고딕" w:eastAsia="맑은 고딕"/>
+          <w:b/>
+          <w:color w:val="4338CA"/>
+          <w:sz w:val="21"/>
+        </w:rPr>
+        <w:t>이 음반을 통해 세월의 깊이를 머금은 아날로그 선율이 전해주는 감동을 다시 한번 경험해 보시는 것은 어떨까요?</w:t>
       </w:r>
     </w:p>
     <w:sectPr>
       <w:pgSz w:w="12240" w:h="15840"/>
-      <w:pgMar w:top="1440" w:right="1440" w:bottom="1440" w:left="1440" w:header="720" w:footer="720" w:gutter="0"/>
+      <w:pgMar w:top="1152" w:right="1296" w:bottom="1152" w:left="1296" w:header="720" w:footer="720" w:gutter="0"/>
       <w:cols w:space="720"/>
       <w:docGrid w:linePitch="360"/>
     </w:sectPr>

--- a/word_reports/위치_739_Various Artists_세계애창곡레코드 Vol. 3.docx
+++ b/word_reports/위치_739_Various Artists_세계애창곡레코드 Vol. 3.docx
@@ -32,7 +32,7 @@
     </w:p>
     <w:p>
       <w:pPr>
-        <w:spacing w:line="324" w:lineRule="auto" w:before="80" w:after="160"/>
+        <w:spacing w:line="324" w:lineRule="auto" w:before="80" w:after="120"/>
       </w:pPr>
       <w:r>
         <w:rPr w:rFonts="맑은 고딕">
@@ -42,13 +42,6 @@
           <w:sz w:val="22"/>
         </w:rPr>
         <w:t xml:space="preserve">[음반 소개] </w:t>
-      </w:r>
-      <w:r>
-        <w:rPr w:rFonts="맑은 고딕">
-          <w:rFonts w:ascii="맑은 고딕" w:hAnsi="맑은 고딕" w:eastAsia="맑은 고딕"/>
-          <w:b w:val="0"/>
-          <w:sz w:val="21"/>
-        </w:rPr>
       </w:r>
     </w:p>
     <w:p>
@@ -61,7 +54,33 @@
           <w:b w:val="0"/>
           <w:sz w:val="21"/>
         </w:rPr>
-        <w:t>시간의 풍화를 견뎌낸 세계의 유려한 선율들을 한 폭의 고결한 비단처럼 엮어낸 《세계애창곡레코드 Vol. 2》는 아날로그 음향의 황금기가 남긴 소중한 음악적 유산입니다. 국경과 세월의 경계를 넘어 인류의 가슴속에 깊이 각인된 명가곡과 민요, 서정 소곡들이 당대 최고 예술가들의 숨결을 통해 찬란히 되살아납니다. 회색빛 일상에 은은한 촛불처럼 번져가는 이 음악적 편린들은 듣는 이로 하여금 영혼의 가장 깊은 안식처를 발견하게 만듭니다. 턴테이블의 바늘 끝에서 피어나는 애수와 낭만은 지나간 시절의 순수한 감수성을 오늘의 공간으로 고스란히 소환합니다.</w:t>
+        <w:t>음악은 시공간을 초월하여 인간의 가장 깊은 내면을 어루만지는 인류 공통의 언어입니다. 20세기 중후반, 전 세계의 수많은 명선율 중에서도 인류의 가슴속에 영원토록 지워지지 않을 보석 같은 가곡과 민요, 서정적인 소품들을 엄선해 엮어낸 본 음반 [세계애창곡레코드 Vol. 2]는 음악이 지닌 가장 순수하고 고결한 미학을 오롯이 증명해 보이는 귀중한 기록물입니다. 라디오 전파와 흑백 TV가 전해주던 단편적인 문화적 갈증을 넘어, 당대 애호가들의 거실 한구석에서 세계 음악의 지평을 활짝 열어주었던 이 기념비적인 옴니버스 음반은 한국 대중 및 클래식 감상사(史)에 있어서도 실로 각별한 의미를 지닙니다.</w:t>
+      </w:r>
+    </w:p>
+    <w:p>
+      <w:pPr>
+        <w:spacing w:line="324" w:lineRule="auto" w:after="120"/>
+      </w:pPr>
+      <w:r>
+        <w:rPr w:rFonts="맑은 고딕">
+          <w:rFonts w:ascii="맑은 고딕" w:hAnsi="맑은 고딕" w:eastAsia="맑은 고딕"/>
+          <w:b w:val="0"/>
+          <w:sz w:val="21"/>
+        </w:rPr>
+        <w:t>이 음반에 깃든 예술적 철학은 인간 본연의 보편적 정서인 '향수(鄕愁)'와 '서정(抒情)', 그리고 자연과 삶에 대한 경외감에 맞닿아 있습니다. 유럽의 유서 깊은 산하를 흐르던 소박한 민요부터 격조 높은 성악가들의 풍성한 벨칸토 창법으로 승화된 예술 가곡, 그리고 고아한 오케스트레이션이 빚어내는 파퓰러 클래식까지, 수록된 한 곡 한 곡은 당대 최고의 거장들과 합창단이 빚어낸 영혼의 정수입니다. 화려한 기교나 자극적인 편곡 대신 멜로디 본연이 지닌 숭고한 결을 존중하는 정통적 접근법은 듣는 이로 하여금 번잡한 일상을 벗어나 잊고 있었던 낭만의 시대로 회귀하게 만듭니다.</w:t>
+      </w:r>
+    </w:p>
+    <w:p>
+      <w:pPr>
+        <w:spacing w:line="324" w:lineRule="auto" w:after="120"/>
+      </w:pPr>
+      <w:r>
+        <w:rPr w:rFonts="맑은 고딕">
+          <w:rFonts w:ascii="맑은 고딕" w:hAnsi="맑은 고딕" w:eastAsia="맑은 고딕"/>
+          <w:b w:val="0"/>
+          <w:sz w:val="21"/>
+        </w:rPr>
+        <w:t>수십 년의 세월이 흘러 디지털 음원이 범람하는 오늘날에도 이 음반이 전해주는 서정적 울림은 결코 바래지 않았습니다. 검은 바이닐의 소리골을 타고 흐르는 풍성한 어쿠스틱 악기들의 잔향과 마스터 테이프 특유의 자연스러운 공기감은 고향의 언덕처럼 따스하게 청자의 귓가를 감싸 안습니다. 세계 각지의 슬픔과 기쁨, 사랑과 이별의 정취가 한 장의 LP 속에 유려하게 흐르며, 세월의 더께를 걷어내고 언제나 청명한 감동의 파문을 일으키는 불멸의 마스터피스입니다.</w:t>
       </w:r>
     </w:p>
     <w:p>
@@ -168,7 +187,7 @@
           <w:b w:val="0"/>
           <w:sz w:val="21"/>
         </w:rPr>
-        <w:t>20세기 후반 클래식과 세계 음악 애호 문화를 선도하던 유수의 레코드사에서 기획·제작한 옴니버스 선집으로, 엄선된 마스터 음원을 바탕으로 정갈하고 기품 있는 정통 사운드를 담아낸 역사적 기획 음반입니다.</w:t>
+        <w:t>1970~1980년대 클래식 및 세계 음악 감상 문화의 태동기에 맞춰, 전 세계인에게 가장 사랑받는 명가곡과 민요를 정선하여 발매된 정통 아날로그 컴필레이션 LP.</w:t>
       </w:r>
     </w:p>
     <w:p>
@@ -199,7 +218,7 @@
           <w:b w:val="0"/>
           <w:sz w:val="21"/>
         </w:rPr>
-        <w:t>발매 당시 음악 애호가들뿐만 아니라 교양과 정서를 중시하던 당시 일반 가정의 필청 음반으로 확고히 자리 잡으며 꾸준한 스테디셀러를 기록하였고, 라디오 클래식 및 교양 프로그램의 단골 신청곡들로 채워져 대중적인 사랑을 폭넓게 받았습니다.</w:t>
+        <w:t>발매 당시 음악 애호가 및 교양인들의 서재와 거실을 장식했던 필수 소장 음반으로, 입소문을 타며 꾸준한 판매고를 기록한 장기 스테디셀러.</w:t>
       </w:r>
     </w:p>
     <w:p>
@@ -230,7 +249,7 @@
           <w:b w:val="0"/>
           <w:sz w:val="21"/>
         </w:rPr>
-        <w:t>상업적 차트의 순위 경쟁을 뛰어넘어, 시대를 풍미한 거장들의 예술적 정수를 한자리에서 조망할 수 있도록 기여한 공로로 당대 음악 평단과 애호가들로부터 최고의 문화 교양 선집이라는 찬사를 받았습니다.</w:t>
+        <w:t>특정 단일 차트의 성과를 넘어, 세계 유수의 음악 평단과 정통 성악계에서 공인된 불멸의 명곡 및 명연주자들의 레퍼토리로 채워져 높은 문화적 권위를 인정받음.</w:t>
       </w:r>
     </w:p>
     <w:p>
@@ -275,7 +294,7 @@
           <w:b w:val="0"/>
           <w:sz w:val="21"/>
         </w:rPr>
-        <w:t>다국적 (이탈리아, 독일, 프랑스, 미국 등)</w:t>
+        <w:t>다국적 (Various)</w:t>
       </w:r>
     </w:p>
     <w:p>
@@ -306,7 +325,7 @@
           <w:b w:val="0"/>
           <w:sz w:val="21"/>
         </w:rPr>
-        <w:t>20세기 클래식 및 크로스오버 황금기 연주자 일동</w:t>
+        <w:t>해당 없음 (다양한 시대의 거장들로 구성)</w:t>
       </w:r>
     </w:p>
     <w:p>
@@ -337,7 +356,7 @@
           <w:b w:val="0"/>
           <w:sz w:val="21"/>
         </w:rPr>
-        <w:t>옴니버스 (세계 유수의 성악가 및 관현악단 연합)</w:t>
+        <w:t>옴니버스 (Various Artists)</w:t>
       </w:r>
     </w:p>
     <w:p>
@@ -368,7 +387,7 @@
           <w:b w:val="0"/>
           <w:sz w:val="21"/>
         </w:rPr>
-        <w:t>본 음반에 참여한 예술가들은 20세기 음악사를 수놓았던 불멸의 거장들로, 섬세한 프레이징과 깊이 있는 해석을 통해 각국의 정체성이 담긴 노래들을 예술적 경지로 승화시켰습니다. 완벽한 발성과 진솔한 서정성으로 세계인의 심금을 울린 이들의 음성은 시대를 초월한 위대한 음악적 감동을 선사합니다.</w:t>
+        <w:t>세계 정상급의 오페라 성악가, 정통 아카펠라 합창단, 유럽 명문 오케스트라의 명연주자들이 한데 어우러져 있습니다. 각 아티스트는 자국의 음악적 유산을 완벽한 테크닉과 깊은 서정성으로 재해석하여 20세기 클래식 및 크로스오버 역사에 지대한 공헌을 하였습니다.</w:t>
       </w:r>
     </w:p>
     <w:p>
@@ -413,7 +432,7 @@
           <w:b w:val="0"/>
           <w:sz w:val="21"/>
         </w:rPr>
-        <w:t>세계 각국의 대표 애창곡들을 체계적이고 품격 있게 집대성하여 대중에게 폭넓은 음악적 시야를 제공한 기념비적 음반입니다. 개별 거장들의 독집 음반을 일일이 접하기 어려웠던 아날로그 시대에 수준 높은 선곡과 균형 잡힌 마스터링으로 클래식과 월드 보컬 음악의 대중화에 결정적인 가교 구실을 하였습니다.</w:t>
+        <w:t>서구 예술 가곡과 각국의 전통 서정 민요를 대중 친화적인 하이파이(Hi-Fi) 사운드로 집대성하여, 고급 음악 문화의 대중적 저변 확대에 결정적 가교 역할을 한 음반입니다.</w:t>
       </w:r>
     </w:p>
     <w:p>
@@ -444,7 +463,7 @@
           <w:b w:val="0"/>
           <w:sz w:val="21"/>
         </w:rPr>
-        <w:t>문학과 예술의 낭만을 흠모하던 당시 청춘들의 음악 다방 한구석, 그리고 노을 지는 저녁 무렵 거실 한편을 그윽하게 채우던 진공관 전축의 온기가 오롯이 배어 있습니다. 흑백의 척박한 세월 속에서도 순수한 이상과 서정의 빛을 잃지 않으려 했던 옛 시절의 소박하고도 깊은 문화적 공기가 바이닐 소릿골 사이에 고스란히 각인되어 있습니다.</w:t>
+        <w:t>산업화와 급격한 사회 변혁 속에서 순수했던 시절의 향수와 평온을 갈망하던 당대 청춘들에게 영혼의 안식처가 되어주었으며, 전축 문화가 부의 상징이자 문화적 품격의 척도였던 시절의 낭만이 고스란히 각인되어 있습니다.</w:t>
       </w:r>
     </w:p>
     <w:p>
@@ -489,7 +508,7 @@
           <w:b w:val="0"/>
           <w:sz w:val="21"/>
         </w:rPr>
-        <w:t>햇살처럼 눈부신 지중해의 정열을 품은 이탈리아 칸초네부터 깊은 고요와 서정이 깃든 유럽의 전통 민요, 그리고 영혼을 정화하는 격조 높은 예술 가곡들이 조화롭게 수록되어 있습니다. 각 트랙마다 성악가들의 풍성한 성량과 섬세한 비브라토, 유려하게 흐르는 현악 앙상블이 완벽한 균형을 이루며 가슴 뭉클한 서사미를 자아냅니다.</w:t>
+        <w:t>나폴리의 푸른 바다를 그리는 찬란한 칸초네, 아일랜드와 스코틀랜드의 애수 어린 포크 발라드, 그리고 독일 낭만주의의 깊이를 품은 예술 가곡 등이 조화롭게 배치되어 있어 각국의 고유한 정서와 선율의 극치를 감상할 수 있습니다.</w:t>
       </w:r>
     </w:p>
     <w:p>
@@ -520,7 +539,7 @@
           <w:b w:val="0"/>
           <w:sz w:val="21"/>
         </w:rPr>
-        <w:t>진공관 앰프의 예열된 온기 속에서 턴테이블 플래터가 회전할 때, 특유의 부드러운 음장감과 자연스러운 배음이 리스닝 룸을 가득 메웁니다. 스피커와 마주하여 조용히 눈을 감으면 현대 디지털 음원에서는 느낄 수 없는 가수의 호흡과 현악기의 미세한 마찰음까지 입체적으로 살아나 마치 고풍스러운 유럽 살롱의 특별석에 머무는 듯한 감흥을 안겨줍니다.</w:t>
+        <w:t>진공관 앰프 특유의 포근한 배음과 MM/MC 카트리지가 긁어내는 아날로그 특유의 질감을 통해 감상할 때 보컬의 숨결과 현악기의 미세한 떨림이 입체적으로 살아납니다. 따뜻한 차 한 잔과 함께 은은한 조명 아래서 턴테이블의 회전을 응시하며 감상하기를 권합니다.</w:t>
       </w:r>
     </w:p>
     <w:p>
@@ -551,7 +570,7 @@
           <w:b w:val="0"/>
           <w:sz w:val="21"/>
         </w:rPr>
-        <w:t>기술의 편리함 뒤로 사라져가는 어쿠스틱 사운드의 순수한 원형과 아날로그 감성을 간직하고 있는 귀중한 컬렉션입니다. 지나간 시대의 지성과 풍류가 담긴 커버 아트워크와 정밀하게 프레싱된 바이닐의 물리적 실체는 LP 컬렉터에게 시간을 초월한 깊은 소장 만족감을 안겨줍니다.</w:t>
+        <w:t>단일 앨범으로는 만나보기 힘든 세계적 명곡들의 오리지널 감성이 고스란히 담겨 있으며, 아날로그 프레싱 시절의 풍성한 다이내믹 레인지를 보존하고 있어 클래식/팝 빈티지 바이닐 컬렉터에게 매우 각별한 수집 가치를 지닙니다.</w:t>
       </w:r>
     </w:p>
     <w:p>
@@ -565,7 +584,7 @@
           <w:color w:val="4338CA"/>
           <w:sz w:val="21"/>
         </w:rPr>
-        <w:t>이 음반을 통해 세월의 깊이를 머금은 아날로그 선율이 전해주는 감동을 다시 한번 경험해 보시는 것은 어떨까요?</w:t>
+        <w:t>이 음반을 통해 아득한 시공을 넘어 전해오는 인류 본연의 순수한 서정과 아날로그 사운드가 전해주는 감동을 다시 한번 경험해 보시는 것은 어떨까요?</w:t>
       </w:r>
     </w:p>
     <w:sectPr>
